--- a/tillsyn/A 10160-2026 tillsynsbegäran.docx
+++ b/tillsyn/A 10160-2026 tillsynsbegäran.docx
@@ -697,7 +697,7 @@
     <w:r>
       <w:tab/>
       <w:tab/>
-      <w:t>2026-06-18</w:t>
+      <w:t>2026-06-19</w:t>
       <w:br/>
       <w:br/>
     </w:r>

--- a/tillsyn/A 10160-2026 tillsynsbegäran.docx
+++ b/tillsyn/A 10160-2026 tillsynsbegäran.docx
@@ -697,7 +697,7 @@
     <w:r>
       <w:tab/>
       <w:tab/>
-      <w:t>2026-06-19</w:t>
+      <w:t>2026-06-20</w:t>
       <w:br/>
       <w:br/>
     </w:r>

--- a/tillsyn/A 10160-2026 tillsynsbegäran.docx
+++ b/tillsyn/A 10160-2026 tillsynsbegäran.docx
@@ -12,10 +12,7 @@
     </w:p>
     <w:p>
       <w:r>
-        <w:t>Detta dokument behandlar höga naturvärden i avverkningsanmälan A 10160-2026 i Hedemora kommun som inkom 2026-02-23 och omfattar 1,9 ha.</w:t>
-      </w:r>
-      <w:r>
-        <w:t xml:space="preserve"> I Figur 1 visas fyndplatser för naturvårdsarter i området, som finns registrerade på Artportalen.</w:t>
+        <w:t>Denna tillsynsbegäran behandlar höga naturvärden i avverkningsanmälan A 10160-2026 i Hedemora kommun som inkom 2026-02-23 och omfattar 1,9 ha.</w:t>
       </w:r>
     </w:p>
     <w:p>
@@ -63,7 +60,20 @@
         <w:spacing w:after="240"/>
       </w:pPr>
       <w:r>
-        <w:t>Figur 1. Fyndplatser för naturvårdsarter inom 20 meter från avverkningsanmälan (röd linje). Inom parentes anges rödlistekategorier, S för signalarter, Tför typiska arter och fridlysningsparagrafer i artskyddsförordningen.Markörer utan svart kant är placerade på fyndplatsen. Markörer med svart kant är placerade vid sidan av fyndplatsen och har ett svart streck som visar fyndplatsens exakta position. Kartans mittpunktskoordinat är N 6682365, E 548313 i SWEREF 99 TM.</w:t>
+        <w:t>Figur 1. Fyndplatser för naturvårdsarter inom 20 meter från avverkningsanmälan. Markörer utan svart kant är placerade på fyndplatsen. Markörer med svart kant är placerade vid sidan av fyndplatsen har ett svart streck som visar fyndplatsens exakta position. Kartans mittpunktskoordinat är N 6682365, E 548313 i SWEREF 99 TM.</w:t>
+      </w:r>
+    </w:p>
+    <w:p>
+      <w:r>
+        <w:t>Inom 20 meter från avverkningsanmälan finns fynd av 5 naturvårdsarter, varav 1 är rödlistad, 5 är typiska (T) och 1 är signalart (S): gullpudra (NT, T), mörk husmossa (S, T), bandpraktmossa (T), bäckbräsma (T) och humleblomster (T). Se Figur 1.</w:t>
+      </w:r>
+    </w:p>
+    <w:p>
+      <w:pPr>
+        <w:pStyle w:val="Heading1"/>
+      </w:pPr>
+      <w:r>
+        <w:t>Tillsynsbegäran</w:t>
       </w:r>
     </w:p>
     <w:p>
@@ -82,26 +92,74 @@
       </w:r>
     </w:p>
     <w:p>
-      <w:r>
-        <w:t>Nedan beskrivs fynd av naturvårdsarter som gjorts i det avverkningsanmälda området.</w:t>
-      </w:r>
-    </w:p>
-    <w:p>
       <w:pPr>
         <w:pStyle w:val="Heading1"/>
       </w:pPr>
       <w:r>
-        <w:t>Naturvårdsarter</w:t>
+        <w:t>Naturvårdsarter och fridlysta arter</w:t>
       </w:r>
     </w:p>
     <w:p>
       <w:r>
-        <w:t>Inom 20 meter från avverkningsanmälan har följande 5 naturvårdsarter hittats: gullpudra (NT, T), mörk husmossa (S, T), bandpraktmossa (T), bäckbräsma (T) och humleblomster (T). Av dessa är 1 rödlistade. För rödlistade arter har rödlistekategorin angivits inom parentes. Arter som är signalarter enligt Skogsstyrelsen har markerats med (S). Typiska arter inom Natura 2000 som är kopplade till skogsekosystem har markerats med (T).</w:t>
+        <w:t>Nedan följer beskrivningar av de naturvårdsarter och fridlysta arter som har sina livsmiljöer och växtplatser i den avverkningsanmälda skogen. De påträffade naturvårdsarterna är ett tydligt kvitto på att det rör sig om en skog med höga naturvärden.</w:t>
       </w:r>
     </w:p>
     <w:p>
       <w:r>
-        <w:t>De påträffade naturvårdsarterna är ett tydligt kvitto på att det rör sig om en skog med höga naturvärden.</w:t>
+        <w:rPr>
+          <w:b/>
+        </w:rPr>
+        <w:t>Gullpudra (NT)</w:t>
+      </w:r>
+      <w:r>
+        <w:t xml:space="preserve"> växer sparsamt främst i källpåverkad sumpskog i södra och mellersta Sverige norrut till Jämtland-Västernorrland. Kommer in på rödlistan för första gången 2025 till följd av en stark minskning (&gt;50%) i Riksskogstaxeringens data. Minskningstakten överstiger gränsvärdet för Starkt hotad (EN) enligt A-kriteriet.  Då minskningen har en stor osäkerhet så nedgraderas rödlistekategorin två steg till Nära hotad. Gullpudra är typisk art för </w:t>
+      </w:r>
+      <w:r>
+        <w:rPr>
+          <w:i/>
+        </w:rPr>
+        <w:t xml:space="preserve">9080 Lövsumpskog, 7160 Källor och källkärr </w:t>
+      </w:r>
+      <w:r>
+        <w:t>och</w:t>
+      </w:r>
+      <w:r>
+        <w:rPr>
+          <w:i/>
+        </w:rPr>
+        <w:t xml:space="preserve"> 7310 Aapamyrar</w:t>
+      </w:r>
+      <w:r>
+        <w:t xml:space="preserve"> (SLU Artdatabanken, 2026).</w:t>
+      </w:r>
+    </w:p>
+    <w:p>
+      <w:r>
+        <w:rPr>
+          <w:b/>
+        </w:rPr>
+        <w:t xml:space="preserve">Mörk husmossa </w:t>
+      </w:r>
+      <w:r>
+        <w:t xml:space="preserve">är en mycket bra signalart i södra och mellersta Sverige. Den är sannolikt svårspridd och växer huvudsakligen i skog med lång skoglig kontinuitet i områden med konstant hög luftfuktighet. Den är känslig för större avverkningar, men tål plockhuggning som lämnar ett tätare trädskikt och ett obrutet, fukthållande mosstäcke på marken. Ett par studier har klart visat att artens tillväxt försämras när skogen huggs ner intill växtplatsen, och att ett kalhygges påverkan på mörk husmossa avtar både med avståndet från kalhygget och ju fuktigare växtplatsen är. Mörk husmossa är typisk art för </w:t>
+      </w:r>
+      <w:r>
+        <w:rPr>
+          <w:i/>
+        </w:rPr>
+        <w:t xml:space="preserve">9010 Taiga, 9050 Näringsrik granskog, 9080 Lövsumpskog, 9750 Svämlövskog, 9020 Nordlig ädellövskog, 9160 Näringsrik ekskog </w:t>
+      </w:r>
+      <w:r>
+        <w:t>och</w:t>
+      </w:r>
+      <w:r>
+        <w:rPr>
+          <w:i/>
+        </w:rPr>
+        <w:t xml:space="preserve"> 9180 Ädellövskog i branter</w:t>
+      </w:r>
+      <w:r>
+        <w:t xml:space="preserve"> (SLU Artdatabanken, 2024; Nitare &amp; Skogsstyrelsen, 2019).</w:t>
       </w:r>
     </w:p>
     <w:p>
@@ -176,35 +234,6 @@
         <w:rPr>
           <w:b/>
         </w:rPr>
-        <w:t>Gullpudra (NT)</w:t>
-      </w:r>
-      <w:r>
-        <w:t xml:space="preserve"> växer sparsamt främst i källpåverkad sumpskog i södra och mellersta Sverige norrut till Jämtland-Västernorrland. Kommer in på rödlistan för första gången 2025 till följd av en stark minskning (&gt;50%) i Riksskogstaxeringens data. Minskningstakten överstiger gränsvärdet för Starkt hotad (EN) enligt A-kriteriet.  Då minskningen har en stor osäkerhet så nedgraderas rödlistekategorin två steg till Nära hotad. Gullpudra är typisk art för </w:t>
-      </w:r>
-      <w:r>
-        <w:rPr>
-          <w:i/>
-        </w:rPr>
-        <w:t xml:space="preserve">9080 Lövsumpskog, 7160 Källor och källkärr </w:t>
-      </w:r>
-      <w:r>
-        <w:t>och</w:t>
-      </w:r>
-      <w:r>
-        <w:rPr>
-          <w:i/>
-        </w:rPr>
-        <w:t xml:space="preserve"> 7310 Aapamyrar</w:t>
-      </w:r>
-      <w:r>
-        <w:t xml:space="preserve"> (SLU Artdatabanken, 2026).</w:t>
-      </w:r>
-    </w:p>
-    <w:p>
-      <w:r>
-        <w:rPr>
-          <w:b/>
-        </w:rPr>
         <w:t>Humleblomster</w:t>
       </w:r>
       <w:r>
@@ -218,35 +247,6 @@
       </w:r>
       <w:r>
         <w:t>(SLU Artdatabanken, 2025).</w:t>
-      </w:r>
-    </w:p>
-    <w:p>
-      <w:r>
-        <w:rPr>
-          <w:b/>
-        </w:rPr>
-        <w:t xml:space="preserve">Mörk husmossa </w:t>
-      </w:r>
-      <w:r>
-        <w:t xml:space="preserve">är en mycket bra signalart i södra och mellersta Sverige. Den är sannolikt svårspridd och växer huvudsakligen i skog med lång skoglig kontinuitet i områden med konstant hög luftfuktighet. Den är känslig för större avverkningar, men tål plockhuggning som lämnar ett tätare trädskikt och ett obrutet, fukthållande mosstäcke på marken. Ett par studier har klart visat att artens tillväxt försämras när skogen huggs ner intill växtplatsen, och att ett kalhygges påverkan på mörk husmossa avtar både med avståndet från kalhygget och ju fuktigare växtplatsen är. Mörk husmossa är typisk art för </w:t>
-      </w:r>
-      <w:r>
-        <w:rPr>
-          <w:i/>
-        </w:rPr>
-        <w:t xml:space="preserve">9010 Taiga, 9050 Näringsrik granskog, 9080 Lövsumpskog, 9750 Svämlövskog, 9020 Nordlig ädellövskog, 9160 Näringsrik ekskog </w:t>
-      </w:r>
-      <w:r>
-        <w:t>och</w:t>
-      </w:r>
-      <w:r>
-        <w:rPr>
-          <w:i/>
-        </w:rPr>
-        <w:t xml:space="preserve"> 9180 Ädellövskog i branter</w:t>
-      </w:r>
-      <w:r>
-        <w:t xml:space="preserve"> (SLU Artdatabanken, 2024; Nitare &amp; Skogsstyrelsen, 2019).</w:t>
       </w:r>
     </w:p>
     <w:p>
@@ -697,7 +697,7 @@
     <w:r>
       <w:tab/>
       <w:tab/>
-      <w:t>2026-06-20</w:t>
+      <w:t>2026-06-21</w:t>
       <w:br/>
       <w:br/>
     </w:r>

--- a/tillsyn/A 10160-2026 tillsynsbegäran.docx
+++ b/tillsyn/A 10160-2026 tillsynsbegäran.docx
@@ -697,7 +697,7 @@
     <w:r>
       <w:tab/>
       <w:tab/>
-      <w:t>2026-06-21</w:t>
+      <w:t>2026-06-22</w:t>
       <w:br/>
       <w:br/>
     </w:r>

--- a/tillsyn/A 10160-2026 tillsynsbegäran.docx
+++ b/tillsyn/A 10160-2026 tillsynsbegäran.docx
@@ -697,7 +697,7 @@
     <w:r>
       <w:tab/>
       <w:tab/>
-      <w:t>2026-06-22</w:t>
+      <w:t>2026-06-23</w:t>
       <w:br/>
       <w:br/>
     </w:r>

--- a/tillsyn/A 10160-2026 tillsynsbegäran.docx
+++ b/tillsyn/A 10160-2026 tillsynsbegäran.docx
@@ -697,7 +697,7 @@
     <w:r>
       <w:tab/>
       <w:tab/>
-      <w:t>2026-06-23</w:t>
+      <w:t>2026-06-24</w:t>
       <w:br/>
       <w:br/>
     </w:r>

--- a/tillsyn/A 10160-2026 tillsynsbegäran.docx
+++ b/tillsyn/A 10160-2026 tillsynsbegäran.docx
@@ -697,7 +697,7 @@
     <w:r>
       <w:tab/>
       <w:tab/>
-      <w:t>2026-06-24</w:t>
+      <w:t>2026-06-25</w:t>
       <w:br/>
       <w:br/>
     </w:r>

--- a/tillsyn/A 10160-2026 tillsynsbegäran.docx
+++ b/tillsyn/A 10160-2026 tillsynsbegäran.docx
@@ -697,7 +697,7 @@
     <w:r>
       <w:tab/>
       <w:tab/>
-      <w:t>2026-06-25</w:t>
+      <w:t>2026-06-26</w:t>
       <w:br/>
       <w:br/>
     </w:r>

--- a/tillsyn/A 10160-2026 tillsynsbegäran.docx
+++ b/tillsyn/A 10160-2026 tillsynsbegäran.docx
@@ -697,7 +697,7 @@
     <w:r>
       <w:tab/>
       <w:tab/>
-      <w:t>2026-06-26</w:t>
+      <w:t>2026-06-27</w:t>
       <w:br/>
       <w:br/>
     </w:r>

--- a/tillsyn/A 10160-2026 tillsynsbegäran.docx
+++ b/tillsyn/A 10160-2026 tillsynsbegäran.docx
@@ -697,7 +697,7 @@
     <w:r>
       <w:tab/>
       <w:tab/>
-      <w:t>2026-06-27</w:t>
+      <w:t>2026-06-28</w:t>
       <w:br/>
       <w:br/>
     </w:r>

--- a/tillsyn/A 10160-2026 tillsynsbegäran.docx
+++ b/tillsyn/A 10160-2026 tillsynsbegäran.docx
@@ -697,7 +697,7 @@
     <w:r>
       <w:tab/>
       <w:tab/>
-      <w:t>2026-06-28</w:t>
+      <w:t>2026-06-29</w:t>
       <w:br/>
       <w:br/>
     </w:r>
